--- a/docs/as-built/docx/workflow.docx
+++ b/docs/as-built/docx/workflow.docx
@@ -1171,7 +1171,7 @@
               <a:graphicData uri="http://schemas.openxmlformats.org/drawingml/2006/picture">
                 <pic:pic>
                   <pic:nvPicPr>
-                    <pic:cNvPr descr="/tmp/docximg-dY8fbM/workflow_md_1.png" id="24" name="Picture"/>
+                    <pic:cNvPr descr="/tmp/docximg-d8ZS2x/workflow_md_1.png" id="24" name="Picture"/>
                     <pic:cNvPicPr>
                       <a:picLocks noChangeArrowheads="1" noChangeAspect="1"/>
                     </pic:cNvPicPr>
@@ -4848,7 +4848,7 @@
               <a:graphicData uri="http://schemas.openxmlformats.org/drawingml/2006/picture">
                 <pic:pic>
                   <pic:nvPicPr>
-                    <pic:cNvPr descr="/tmp/docximg-dY8fbM/workflow_md_2.png" id="36" name="Picture"/>
+                    <pic:cNvPr descr="/tmp/docximg-d8ZS2x/workflow_md_2.png" id="36" name="Picture"/>
                     <pic:cNvPicPr>
                       <a:picLocks noChangeArrowheads="1" noChangeAspect="1"/>
                     </pic:cNvPicPr>
@@ -4928,7 +4928,7 @@
               <a:graphicData uri="http://schemas.openxmlformats.org/drawingml/2006/picture">
                 <pic:pic>
                   <pic:nvPicPr>
-                    <pic:cNvPr descr="/tmp/docximg-dY8fbM/workflow_md_3.png" id="39" name="Picture"/>
+                    <pic:cNvPr descr="/tmp/docximg-d8ZS2x/workflow_md_3.png" id="39" name="Picture"/>
                     <pic:cNvPicPr>
                       <a:picLocks noChangeArrowheads="1" noChangeAspect="1"/>
                     </pic:cNvPicPr>
@@ -8476,13 +8476,13 @@
       </w:r>
     </w:p>
     <w:bookmarkEnd w:id="46"/>
-    <w:bookmarkStart w:id="47" w:name="X89de12bcbda887c6ec5ea5eed2f747bbdb3a288"/>
+    <w:bookmarkStart w:id="47" w:name="Xbdb564fcab6f6f71ef61f22280b7304c50ca780"/>
     <w:p>
       <w:pPr>
         <w:pStyle w:val="Heading2"/>
       </w:pPr>
       <w:r>
-        <w:t xml:space="preserve">6. Processes</w:t>
+        <w:t xml:space="preserve">6. Processes &amp; ops console</w:t>
       </w:r>
     </w:p>
     <w:p>
@@ -8505,7 +8505,37 @@
         <w:t xml:space="preserve"> </w:t>
       </w:r>
       <w:r>
-        <w:t xml:space="preserve">+</w:t>
+        <w:t xml:space="preserve">(the worker,</w:t>
+      </w:r>
+      <w:r>
+        <w:t xml:space="preserve"> </w:t>
+      </w:r>
+      <w:r>
+        <w:rPr>
+          <w:rStyle w:val="VerbatimChar"/>
+        </w:rPr>
+        <w:t xml:space="preserve">--once</w:t>
+      </w:r>
+      <w:r>
+        <w:t xml:space="preserve">/</w:t>
+      </w:r>
+      <w:r>
+        <w:rPr>
+          <w:rStyle w:val="VerbatimChar"/>
+        </w:rPr>
+        <w:t xml:space="preserve">--max</w:t>
+      </w:r>
+      <w:r>
+        <w:t xml:space="preserve">/</w:t>
+      </w:r>
+      <w:r>
+        <w:rPr>
+          <w:rStyle w:val="VerbatimChar"/>
+        </w:rPr>
+        <w:t xml:space="preserve">--sleep</w:t>
+      </w:r>
+      <w:r>
+        <w:t xml:space="preserve">) +</w:t>
       </w:r>
       <w:r>
         <w:t xml:space="preserve"> </w:t>
@@ -8520,7 +8550,300 @@
         <w:t xml:space="preserve"> </w:t>
       </w:r>
       <w:r>
-        <w:t xml:space="preserve">are its heartbeat.</w:t>
+        <w:t xml:space="preserve">(every</w:t>
+      </w:r>
+      <w:r>
+        <w:t xml:space="preserve"> </w:t>
+      </w:r>
+      <w:r>
+        <w:t xml:space="preserve">minute: fires due timers, releases expired task locks) are its heartbeat.</w:t>
+      </w:r>
+    </w:p>
+    <w:p>
+      <w:pPr>
+        <w:pStyle w:val="BodyText"/>
+      </w:pPr>
+      <w:r>
+        <w:rPr>
+          <w:bCs/>
+          <w:b/>
+        </w:rPr>
+        <w:t xml:space="preserve">Ops console</w:t>
+      </w:r>
+      <w:r>
+        <w:t xml:space="preserve"> </w:t>
+      </w:r>
+      <w:r>
+        <w:t xml:space="preserve">—</w:t>
+      </w:r>
+      <w:r>
+        <w:t xml:space="preserve"> </w:t>
+      </w:r>
+      <w:r>
+        <w:rPr>
+          <w:rStyle w:val="VerbatimChar"/>
+        </w:rPr>
+        <w:t xml:space="preserve">sophix:workflow:*</w:t>
+      </w:r>
+      <w:r>
+        <w:t xml:space="preserve">, read-only inspection over the engine state (no engine bypass):</w:t>
+      </w:r>
+    </w:p>
+    <w:tbl>
+      <w:tblPr>
+        <w:tblStyle w:val="Table"/>
+        <w:tblW w:type="auto" w:w="0"/>
+        <w:tblLook w:firstRow="1" w:lastRow="0" w:firstColumn="0" w:lastColumn="0" w:noHBand="0" w:noVBand="0" w:val="0020"/>
+        <w:jc w:val="start"/>
+      </w:tblPr>
+      <w:tblGrid>
+        <w:gridCol w:w="2640"/>
+        <w:gridCol w:w="2640"/>
+        <w:gridCol w:w="2640"/>
+      </w:tblGrid>
+      <w:tr>
+        <w:trPr>
+          <w:tblHeader w:val="true"/>
+        </w:trPr>
+        <w:tc>
+          <w:tcPr/>
+          <w:p>
+            <w:pPr>
+              <w:pStyle w:val="Compact"/>
+              <w:jc w:val="left"/>
+            </w:pPr>
+            <w:r>
+              <w:t xml:space="preserve">Command</w:t>
+            </w:r>
+          </w:p>
+        </w:tc>
+        <w:tc>
+          <w:tcPr/>
+          <w:p>
+            <w:pPr>
+              <w:pStyle w:val="Compact"/>
+              <w:jc w:val="left"/>
+            </w:pPr>
+            <w:r>
+              <w:t xml:space="preserve">Kind</w:t>
+            </w:r>
+          </w:p>
+        </w:tc>
+        <w:tc>
+          <w:tcPr/>
+          <w:p>
+            <w:pPr>
+              <w:pStyle w:val="Compact"/>
+              <w:jc w:val="left"/>
+            </w:pPr>
+            <w:r>
+              <w:t xml:space="preserve">Does</w:t>
+            </w:r>
+          </w:p>
+        </w:tc>
+      </w:tr>
+      <w:tr>
+        <w:tc>
+          <w:tcPr/>
+          <w:p>
+            <w:pPr>
+              <w:pStyle w:val="Compact"/>
+              <w:jc w:val="left"/>
+            </w:pPr>
+            <w:r>
+              <w:rPr>
+                <w:rStyle w:val="VerbatimChar"/>
+              </w:rPr>
+              <w:t xml:space="preserve">ops-status [--operator]</w:t>
+            </w:r>
+          </w:p>
+        </w:tc>
+        <w:tc>
+          <w:tcPr/>
+          <w:p>
+            <w:pPr>
+              <w:pStyle w:val="Compact"/>
+              <w:jc w:val="left"/>
+            </w:pPr>
+            <w:r>
+              <w:t xml:space="preserve">review</w:t>
+            </w:r>
+          </w:p>
+        </w:tc>
+        <w:tc>
+          <w:tcPr/>
+          <w:p>
+            <w:pPr>
+              <w:pStyle w:val="Compact"/>
+              <w:jc w:val="left"/>
+            </w:pPr>
+            <w:r>
+              <w:t xml:space="preserve">one-glance queue counts needing attention: running/failed/suspended instances, external tasks created/incident/failed and locks expired (re-pollable), timers due to fire, user tasks open/overdue</w:t>
+            </w:r>
+          </w:p>
+        </w:tc>
+      </w:tr>
+      <w:tr>
+        <w:tc>
+          <w:tcPr/>
+          <w:p>
+            <w:pPr>
+              <w:pStyle w:val="Compact"/>
+              <w:jc w:val="left"/>
+            </w:pPr>
+            <w:r>
+              <w:rPr>
+                <w:rStyle w:val="VerbatimChar"/>
+              </w:rPr>
+              <w:t xml:space="preserve">instance-show {instance} [--trace=N]</w:t>
+            </w:r>
+          </w:p>
+        </w:tc>
+        <w:tc>
+          <w:tcPr/>
+          <w:p>
+            <w:pPr>
+              <w:pStyle w:val="Compact"/>
+              <w:jc w:val="left"/>
+            </w:pPr>
+            <w:r>
+              <w:t xml:space="preserve">review</w:t>
+            </w:r>
+          </w:p>
+        </w:tc>
+        <w:tc>
+          <w:tcPr/>
+          <w:p>
+            <w:pPr>
+              <w:pStyle w:val="Compact"/>
+              <w:jc w:val="left"/>
+            </w:pPr>
+            <w:r>
+              <w:t xml:space="preserve">one instance's live state + tokens: status, active nodes, pending external/user tasks, timers, message-catch subscriptions, and the recent activity trace — see exactly where a flow is parked</w:t>
+            </w:r>
+          </w:p>
+        </w:tc>
+      </w:tr>
+    </w:tbl>
+    <w:p>
+      <w:pPr>
+        <w:pStyle w:val="BodyText"/>
+      </w:pPr>
+      <w:r>
+        <w:rPr>
+          <w:rStyle w:val="VerbatimChar"/>
+          <w:iCs/>
+          <w:i/>
+        </w:rPr>
+        <w:t xml:space="preserve">ops-status</w:t>
+      </w:r>
+      <w:r>
+        <w:rPr>
+          <w:iCs/>
+          <w:i/>
+        </w:rPr>
+        <w:t xml:space="preserve"> </w:t>
+      </w:r>
+      <w:r>
+        <w:rPr>
+          <w:iCs/>
+          <w:i/>
+        </w:rPr>
+        <w:t xml:space="preserve">surfaces the work to drain and points at the drainers (</w:t>
+      </w:r>
+      <w:r>
+        <w:rPr>
+          <w:rStyle w:val="VerbatimChar"/>
+          <w:iCs/>
+          <w:i/>
+        </w:rPr>
+        <w:t xml:space="preserve">:tick</w:t>
+      </w:r>
+      <w:r>
+        <w:rPr>
+          <w:iCs/>
+          <w:i/>
+        </w:rPr>
+        <w:t xml:space="preserve"> </w:t>
+      </w:r>
+      <w:r>
+        <w:rPr>
+          <w:iCs/>
+          <w:i/>
+        </w:rPr>
+        <w:t xml:space="preserve">for timers/locks,</w:t>
+      </w:r>
+      <w:r>
+        <w:rPr>
+          <w:iCs/>
+          <w:i/>
+        </w:rPr>
+        <w:t xml:space="preserve"> </w:t>
+      </w:r>
+      <w:r>
+        <w:rPr>
+          <w:rStyle w:val="VerbatimChar"/>
+          <w:iCs/>
+          <w:i/>
+        </w:rPr>
+        <w:t xml:space="preserve">:work</w:t>
+      </w:r>
+      <w:r>
+        <w:rPr>
+          <w:iCs/>
+          <w:i/>
+        </w:rPr>
+        <w:t xml:space="preserve"> </w:t>
+      </w:r>
+      <w:r>
+        <w:rPr>
+          <w:iCs/>
+          <w:i/>
+        </w:rPr>
+        <w:t xml:space="preserve">for tasks);</w:t>
+      </w:r>
+      <w:r>
+        <w:rPr>
+          <w:iCs/>
+          <w:i/>
+        </w:rPr>
+        <w:t xml:space="preserve"> </w:t>
+      </w:r>
+      <w:r>
+        <w:rPr>
+          <w:rStyle w:val="VerbatimChar"/>
+          <w:iCs/>
+          <w:i/>
+        </w:rPr>
+        <w:t xml:space="preserve">instance-show &lt;instance_id&gt;</w:t>
+      </w:r>
+      <w:r>
+        <w:rPr>
+          <w:iCs/>
+          <w:i/>
+        </w:rPr>
+        <w:t xml:space="preserve"> </w:t>
+      </w:r>
+      <w:r>
+        <w:rPr>
+          <w:iCs/>
+          <w:i/>
+        </w:rPr>
+        <w:t xml:space="preserve">then shows one parked flow in detail — read-only, the engine</w:t>
+      </w:r>
+      <w:r>
+        <w:rPr>
+          <w:iCs/>
+          <w:i/>
+        </w:rPr>
+        <w:t xml:space="preserve"> </w:t>
+      </w:r>
+      <w:r>
+        <w:rPr>
+          <w:iCs/>
+          <w:i/>
+        </w:rPr>
+        <w:t xml:space="preserve">still does the advancing.</w:t>
       </w:r>
     </w:p>
     <w:bookmarkEnd w:id="47"/>

--- a/docs/as-built/docx/workflow.docx
+++ b/docs/as-built/docx/workflow.docx
@@ -1171,7 +1171,7 @@
               <a:graphicData uri="http://schemas.openxmlformats.org/drawingml/2006/picture">
                 <pic:pic>
                   <pic:nvPicPr>
-                    <pic:cNvPr descr="/tmp/docximg-d8ZS2x/workflow_md_1.png" id="24" name="Picture"/>
+                    <pic:cNvPr descr="/tmp/docximg-J7W2Aj/workflow_md_1.png" id="24" name="Picture"/>
                     <pic:cNvPicPr>
                       <a:picLocks noChangeArrowheads="1" noChangeAspect="1"/>
                     </pic:cNvPicPr>
@@ -1306,236 +1306,6 @@
         </w:rPr>
         <w:t xml:space="preserve">Who does what:</w:t>
       </w:r>
-      <w:r>
-        <w:t xml:space="preserve"> </w:t>
-      </w:r>
-      <w:r>
-        <w:t xml:space="preserve">A gateway routes on</w:t>
-      </w:r>
-      <w:r>
-        <w:t xml:space="preserve"> </w:t>
-      </w:r>
-      <w:r>
-        <w:rPr>
-          <w:rStyle w:val="VerbatimChar"/>
-        </w:rPr>
-        <w:t xml:space="preserve">{kycApproved: true}</w:t>
-      </w:r>
-      <w:r>
-        <w:t xml:space="preserve"> </w:t>
-      </w:r>
-      <w:r>
-        <w:t xml:space="preserve">vs default — the engine evaluates the condition</w:t>
-      </w:r>
-      <w:r>
-        <w:t xml:space="preserve"> </w:t>
-      </w:r>
-      <w:r>
-        <w:t xml:space="preserve">against the instance</w:t>
-      </w:r>
-      <w:r>
-        <w:t xml:space="preserve"> </w:t>
-      </w:r>
-      <w:r>
-        <w:rPr>
-          <w:rStyle w:val="VerbatimChar"/>
-        </w:rPr>
-        <w:t xml:space="preserve">variables</w:t>
-      </w:r>
-      <w:r>
-        <w:t xml:space="preserve">.</w:t>
-      </w:r>
-      <w:r>
-        <w:t xml:space="preserve"> </w:t>
-      </w:r>
-      <w:r>
-        <w:rPr>
-          <w:iCs/>
-          <w:i/>
-        </w:rPr>
-        <w:t xml:space="preserve">Proven by</w:t>
-      </w:r>
-      <w:r>
-        <w:rPr>
-          <w:iCs/>
-          <w:i/>
-        </w:rPr>
-        <w:t xml:space="preserve"> </w:t>
-      </w:r>
-      <w:r>
-        <w:rPr>
-          <w:rStyle w:val="VerbatimChar"/>
-          <w:iCs/>
-          <w:i/>
-        </w:rPr>
-        <w:t xml:space="preserve">WorkflowEngineTest::test_exclusive_gateway_branches_on_variables</w:t>
-      </w:r>
-      <w:r>
-        <w:rPr>
-          <w:iCs/>
-          <w:i/>
-        </w:rPr>
-        <w:t xml:space="preserve">.</w:t>
-      </w:r>
-    </w:p>
-    <w:bookmarkEnd w:id="27"/>
-    <w:bookmarkStart w:id="28" w:name="X75a9670d5e3410234a8be8bbef62f86b800474e"/>
-    <w:p>
-      <w:pPr>
-        <w:pStyle w:val="Heading3"/>
-      </w:pPr>
-      <w:r>
-        <w:t xml:space="preserve">5. Input mapping wires an upstream output into a downstream input</w:t>
-      </w:r>
-    </w:p>
-    <w:p>
-      <w:pPr>
-        <w:pStyle w:val="FirstParagraph"/>
-      </w:pPr>
-      <w:r>
-        <w:rPr>
-          <w:bCs/>
-          <w:b/>
-        </w:rPr>
-        <w:t xml:space="preserve">The story in plain English:</w:t>
-      </w:r>
-      <w:r>
-        <w:t xml:space="preserve"> </w:t>
-      </w:r>
-      <w:r>
-        <w:t xml:space="preserve">An early step produces a value (say a provisioning reference). A later step</w:t>
-      </w:r>
-      <w:r>
-        <w:t xml:space="preserve"> </w:t>
-      </w:r>
-      <w:r>
-        <w:t xml:space="preserve">needs it. Input mapping is the wire that carries that output forward into the later step's input.</w:t>
-      </w:r>
-    </w:p>
-    <w:p>
-      <w:pPr>
-        <w:pStyle w:val="BodyText"/>
-      </w:pPr>
-      <w:r>
-        <w:rPr>
-          <w:bCs/>
-          <w:b/>
-        </w:rPr>
-        <w:t xml:space="preserve">Who does what:</w:t>
-      </w:r>
-      <w:r>
-        <w:t xml:space="preserve"> </w:t>
-      </w:r>
-      <w:r>
-        <w:t xml:space="preserve">A node's declared output (</w:t>
-      </w:r>
-      <w:r>
-        <w:rPr>
-          <w:rStyle w:val="VerbatimChar"/>
-        </w:rPr>
-        <w:t xml:space="preserve">{provisioningRef}</w:t>
-      </w:r>
-      <w:r>
-        <w:t xml:space="preserve">) is mapped into a later node's input.</w:t>
-      </w:r>
-      <w:r>
-        <w:t xml:space="preserve"> </w:t>
-      </w:r>
-      <w:r>
-        <w:rPr>
-          <w:iCs/>
-          <w:i/>
-        </w:rPr>
-        <w:t xml:space="preserve">Proven</w:t>
-      </w:r>
-      <w:r>
-        <w:rPr>
-          <w:iCs/>
-          <w:i/>
-        </w:rPr>
-        <w:t xml:space="preserve"> </w:t>
-      </w:r>
-      <w:r>
-        <w:rPr>
-          <w:iCs/>
-          <w:i/>
-        </w:rPr>
-        <w:t xml:space="preserve">by</w:t>
-      </w:r>
-      <w:r>
-        <w:rPr>
-          <w:iCs/>
-          <w:i/>
-        </w:rPr>
-        <w:t xml:space="preserve"> </w:t>
-      </w:r>
-      <w:r>
-        <w:rPr>
-          <w:rStyle w:val="VerbatimChar"/>
-          <w:iCs/>
-          <w:i/>
-        </w:rPr>
-        <w:t xml:space="preserve">WorkflowEngineTest::test_input_mapping_wires_an_upstream_output_into_a_downstream_input</w:t>
-      </w:r>
-      <w:r>
-        <w:rPr>
-          <w:iCs/>
-          <w:i/>
-        </w:rPr>
-        <w:t xml:space="preserve">.</w:t>
-      </w:r>
-    </w:p>
-    <w:bookmarkEnd w:id="28"/>
-    <w:bookmarkStart w:id="29" w:name="X5e1d39b417e4412d0efb79e97c3e4e7ea1c668d"/>
-    <w:p>
-      <w:pPr>
-        <w:pStyle w:val="Heading3"/>
-      </w:pPr>
-      <w:r>
-        <w:t xml:space="preserve">6. Message catch parks → correlate resumes</w:t>
-      </w:r>
-    </w:p>
-    <w:p>
-      <w:pPr>
-        <w:pStyle w:val="FirstParagraph"/>
-      </w:pPr>
-      <w:r>
-        <w:rPr>
-          <w:bCs/>
-          <w:b/>
-        </w:rPr>
-        <w:t xml:space="preserve">The story in plain English:</w:t>
-      </w:r>
-      <w:r>
-        <w:t xml:space="preserve"> </w:t>
-      </w:r>
-      <w:r>
-        <w:t xml:space="preserve">A flow reaches a step that says "wait until the install is finished." It pauses</w:t>
-      </w:r>
-      <w:r>
-        <w:t xml:space="preserve"> </w:t>
-      </w:r>
-      <w:r>
-        <w:t xml:space="preserve">there. Later, when the install really finishes elsewhere, a message arrives with the matching key and the flow</w:t>
-      </w:r>
-      <w:r>
-        <w:t xml:space="preserve"> </w:t>
-      </w:r>
-      <w:r>
-        <w:t xml:space="preserve">wakes up and carries on.</w:t>
-      </w:r>
-    </w:p>
-    <w:p>
-      <w:pPr>
-        <w:pStyle w:val="BodyText"/>
-      </w:pPr>
-      <w:r>
-        <w:rPr>
-          <w:bCs/>
-          <w:b/>
-        </w:rPr>
-        <w:t xml:space="preserve">Who does what:</w:t>
-      </w:r>
     </w:p>
     <w:p>
       <w:pPr>
@@ -1546,79 +1316,22 @@
         <w:pStyle w:val="Compact"/>
       </w:pPr>
       <w:r>
-        <w:t xml:space="preserve">A</w:t>
-      </w:r>
-      <w:r>
-        <w:t xml:space="preserve"> </w:t>
-      </w:r>
-      <w:r>
-        <w:rPr>
-          <w:rStyle w:val="VerbatimChar"/>
-        </w:rPr>
-        <w:t xml:space="preserve">messageCatch</w:t>
-      </w:r>
-      <w:r>
-        <w:t xml:space="preserve"> </w:t>
-      </w:r>
-      <w:r>
-        <w:t xml:space="preserve">node creates a</w:t>
-      </w:r>
-      <w:r>
-        <w:t xml:space="preserve"> </w:t>
-      </w:r>
-      <w:r>
-        <w:rPr>
-          <w:rStyle w:val="VerbatimChar"/>
-        </w:rPr>
-        <w:t xml:space="preserve">workflow_message_subscription</w:t>
-      </w:r>
-      <w:r>
-        <w:t xml:space="preserve"> </w:t>
-      </w:r>
-      <w:r>
-        <w:t xml:space="preserve">keyed by</w:t>
-      </w:r>
-      <w:r>
-        <w:t xml:space="preserve"> </w:t>
-      </w:r>
-      <w:r>
-        <w:rPr>
-          <w:rStyle w:val="VerbatimChar"/>
-        </w:rPr>
-        <w:t xml:space="preserve">message_name</w:t>
-      </w:r>
-      <w:r>
-        <w:t xml:space="preserve"> </w:t>
-      </w:r>
-      <w:r>
-        <w:t xml:space="preserve">+</w:t>
-      </w:r>
-      <w:r>
-        <w:t xml:space="preserve"> </w:t>
-      </w:r>
-      <w:r>
-        <w:rPr>
-          <w:rStyle w:val="VerbatimChar"/>
-        </w:rPr>
-        <w:t xml:space="preserve">correlation_key</w:t>
-      </w:r>
-      <w:r>
-        <w:t xml:space="preserve">;</w:t>
-      </w:r>
-      <w:r>
-        <w:t xml:space="preserve"> </w:t>
-      </w:r>
-      <w:r>
-        <w:t xml:space="preserve">the instance parks (</w:t>
-      </w:r>
-      <w:r>
-        <w:rPr>
-          <w:rStyle w:val="VerbatimChar"/>
-        </w:rPr>
-        <w:t xml:space="preserve">SUSPENDED</w:t>
-      </w:r>
-      <w:r>
-        <w:t xml:space="preserve">).</w:t>
+        <w:t xml:space="preserve">A gateway routes on</w:t>
+      </w:r>
+      <w:r>
+        <w:t xml:space="preserve"> </w:t>
+      </w:r>
+      <w:r>
+        <w:rPr>
+          <w:rStyle w:val="VerbatimChar"/>
+        </w:rPr>
+        <w:t xml:space="preserve">{kycApproved: true}</w:t>
+      </w:r>
+      <w:r>
+        <w:t xml:space="preserve"> </w:t>
+      </w:r>
+      <w:r>
+        <w:t xml:space="preserve">vs default.</w:t>
       </w:r>
     </w:p>
     <w:p>
@@ -1630,6 +1343,295 @@
         <w:pStyle w:val="Compact"/>
       </w:pPr>
       <w:r>
+        <w:t xml:space="preserve">The engine evaluates the condition against the instance</w:t>
+      </w:r>
+      <w:r>
+        <w:t xml:space="preserve"> </w:t>
+      </w:r>
+      <w:r>
+        <w:rPr>
+          <w:rStyle w:val="VerbatimChar"/>
+        </w:rPr>
+        <w:t xml:space="preserve">variables</w:t>
+      </w:r>
+      <w:r>
+        <w:t xml:space="preserve">.</w:t>
+      </w:r>
+    </w:p>
+    <w:p>
+      <w:pPr>
+        <w:pStyle w:val="FirstParagraph"/>
+      </w:pPr>
+      <w:r>
+        <w:rPr>
+          <w:iCs/>
+          <w:i/>
+        </w:rPr>
+        <w:t xml:space="preserve">Proven by</w:t>
+      </w:r>
+      <w:r>
+        <w:rPr>
+          <w:iCs/>
+          <w:i/>
+        </w:rPr>
+        <w:t xml:space="preserve"> </w:t>
+      </w:r>
+      <w:r>
+        <w:rPr>
+          <w:rStyle w:val="VerbatimChar"/>
+          <w:iCs/>
+          <w:i/>
+        </w:rPr>
+        <w:t xml:space="preserve">WorkflowEngineTest::test_exclusive_gateway_branches_on_variables</w:t>
+      </w:r>
+      <w:r>
+        <w:rPr>
+          <w:iCs/>
+          <w:i/>
+        </w:rPr>
+        <w:t xml:space="preserve">.</w:t>
+      </w:r>
+    </w:p>
+    <w:bookmarkEnd w:id="27"/>
+    <w:bookmarkStart w:id="28" w:name="X75a9670d5e3410234a8be8bbef62f86b800474e"/>
+    <w:p>
+      <w:pPr>
+        <w:pStyle w:val="Heading3"/>
+      </w:pPr>
+      <w:r>
+        <w:t xml:space="preserve">5. Input mapping wires an upstream output into a downstream input</w:t>
+      </w:r>
+    </w:p>
+    <w:p>
+      <w:pPr>
+        <w:pStyle w:val="FirstParagraph"/>
+      </w:pPr>
+      <w:r>
+        <w:rPr>
+          <w:bCs/>
+          <w:b/>
+        </w:rPr>
+        <w:t xml:space="preserve">The story in plain English:</w:t>
+      </w:r>
+      <w:r>
+        <w:t xml:space="preserve"> </w:t>
+      </w:r>
+      <w:r>
+        <w:t xml:space="preserve">An early step produces a value (say a provisioning reference). A later step</w:t>
+      </w:r>
+      <w:r>
+        <w:t xml:space="preserve"> </w:t>
+      </w:r>
+      <w:r>
+        <w:t xml:space="preserve">needs it. Input mapping is the wire that carries that output forward into the later step's input.</w:t>
+      </w:r>
+    </w:p>
+    <w:p>
+      <w:pPr>
+        <w:pStyle w:val="BodyText"/>
+      </w:pPr>
+      <w:r>
+        <w:rPr>
+          <w:bCs/>
+          <w:b/>
+        </w:rPr>
+        <w:t xml:space="preserve">Who does what:</w:t>
+      </w:r>
+      <w:r>
+        <w:t xml:space="preserve"> </w:t>
+      </w:r>
+      <w:r>
+        <w:t xml:space="preserve">A node's declared output (</w:t>
+      </w:r>
+      <w:r>
+        <w:rPr>
+          <w:rStyle w:val="VerbatimChar"/>
+        </w:rPr>
+        <w:t xml:space="preserve">{provisioningRef}</w:t>
+      </w:r>
+      <w:r>
+        <w:t xml:space="preserve">) is mapped into a later node's input.</w:t>
+      </w:r>
+    </w:p>
+    <w:p>
+      <w:pPr>
+        <w:pStyle w:val="BodyText"/>
+      </w:pPr>
+      <w:r>
+        <w:rPr>
+          <w:iCs/>
+          <w:i/>
+        </w:rPr>
+        <w:t xml:space="preserve">Proven by</w:t>
+      </w:r>
+      <w:r>
+        <w:rPr>
+          <w:iCs/>
+          <w:i/>
+        </w:rPr>
+        <w:t xml:space="preserve"> </w:t>
+      </w:r>
+      <w:r>
+        <w:rPr>
+          <w:rStyle w:val="VerbatimChar"/>
+          <w:iCs/>
+          <w:i/>
+        </w:rPr>
+        <w:t xml:space="preserve">WorkflowEngineTest::test_input_mapping_wires_an_upstream_output_into_a_downstream_input</w:t>
+      </w:r>
+      <w:r>
+        <w:rPr>
+          <w:iCs/>
+          <w:i/>
+        </w:rPr>
+        <w:t xml:space="preserve">.</w:t>
+      </w:r>
+    </w:p>
+    <w:bookmarkEnd w:id="28"/>
+    <w:bookmarkStart w:id="29" w:name="X5e1d39b417e4412d0efb79e97c3e4e7ea1c668d"/>
+    <w:p>
+      <w:pPr>
+        <w:pStyle w:val="Heading3"/>
+      </w:pPr>
+      <w:r>
+        <w:t xml:space="preserve">6. Message catch parks → correlate resumes</w:t>
+      </w:r>
+    </w:p>
+    <w:p>
+      <w:pPr>
+        <w:pStyle w:val="FirstParagraph"/>
+      </w:pPr>
+      <w:r>
+        <w:rPr>
+          <w:bCs/>
+          <w:b/>
+        </w:rPr>
+        <w:t xml:space="preserve">The story in plain English:</w:t>
+      </w:r>
+      <w:r>
+        <w:t xml:space="preserve"> </w:t>
+      </w:r>
+      <w:r>
+        <w:t xml:space="preserve">A flow reaches a step that says "wait until the install is finished." It pauses</w:t>
+      </w:r>
+      <w:r>
+        <w:t xml:space="preserve"> </w:t>
+      </w:r>
+      <w:r>
+        <w:t xml:space="preserve">there. Later, when the install really finishes elsewhere, a message arrives with the matching key and the flow</w:t>
+      </w:r>
+      <w:r>
+        <w:t xml:space="preserve"> </w:t>
+      </w:r>
+      <w:r>
+        <w:t xml:space="preserve">wakes up and carries on.</w:t>
+      </w:r>
+    </w:p>
+    <w:p>
+      <w:pPr>
+        <w:pStyle w:val="BodyText"/>
+      </w:pPr>
+      <w:r>
+        <w:rPr>
+          <w:bCs/>
+          <w:b/>
+        </w:rPr>
+        <w:t xml:space="preserve">Who does what:</w:t>
+      </w:r>
+    </w:p>
+    <w:p>
+      <w:pPr>
+        <w:numPr>
+          <w:ilvl w:val="0"/>
+          <w:numId w:val="1005"/>
+        </w:numPr>
+        <w:pStyle w:val="Compact"/>
+      </w:pPr>
+      <w:r>
+        <w:t xml:space="preserve">A</w:t>
+      </w:r>
+      <w:r>
+        <w:t xml:space="preserve"> </w:t>
+      </w:r>
+      <w:r>
+        <w:rPr>
+          <w:rStyle w:val="VerbatimChar"/>
+        </w:rPr>
+        <w:t xml:space="preserve">messageCatch</w:t>
+      </w:r>
+      <w:r>
+        <w:t xml:space="preserve"> </w:t>
+      </w:r>
+      <w:r>
+        <w:t xml:space="preserve">node creates a</w:t>
+      </w:r>
+      <w:r>
+        <w:t xml:space="preserve"> </w:t>
+      </w:r>
+      <w:r>
+        <w:rPr>
+          <w:rStyle w:val="VerbatimChar"/>
+        </w:rPr>
+        <w:t xml:space="preserve">workflow_message_subscription</w:t>
+      </w:r>
+      <w:r>
+        <w:t xml:space="preserve"> </w:t>
+      </w:r>
+      <w:r>
+        <w:t xml:space="preserve">keyed by</w:t>
+      </w:r>
+      <w:r>
+        <w:t xml:space="preserve"> </w:t>
+      </w:r>
+      <w:r>
+        <w:rPr>
+          <w:rStyle w:val="VerbatimChar"/>
+        </w:rPr>
+        <w:t xml:space="preserve">message_name</w:t>
+      </w:r>
+      <w:r>
+        <w:t xml:space="preserve"> </w:t>
+      </w:r>
+      <w:r>
+        <w:t xml:space="preserve">+</w:t>
+      </w:r>
+      <w:r>
+        <w:t xml:space="preserve"> </w:t>
+      </w:r>
+      <w:r>
+        <w:rPr>
+          <w:rStyle w:val="VerbatimChar"/>
+        </w:rPr>
+        <w:t xml:space="preserve">correlation_key</w:t>
+      </w:r>
+      <w:r>
+        <w:t xml:space="preserve">;</w:t>
+      </w:r>
+      <w:r>
+        <w:t xml:space="preserve"> </w:t>
+      </w:r>
+      <w:r>
+        <w:t xml:space="preserve">the instance parks (</w:t>
+      </w:r>
+      <w:r>
+        <w:rPr>
+          <w:rStyle w:val="VerbatimChar"/>
+        </w:rPr>
+        <w:t xml:space="preserve">SUSPENDED</w:t>
+      </w:r>
+      <w:r>
+        <w:t xml:space="preserve">).</w:t>
+      </w:r>
+    </w:p>
+    <w:p>
+      <w:pPr>
+        <w:numPr>
+          <w:ilvl w:val="0"/>
+          <w:numId w:val="1005"/>
+        </w:numPr>
+        <w:pStyle w:val="Compact"/>
+      </w:pPr>
+      <w:r>
         <w:rPr>
           <w:rStyle w:val="VerbatimChar"/>
         </w:rPr>
@@ -1968,9 +1970,11 @@
       <w:r>
         <w:t xml:space="preserve">rejected.</w:t>
       </w:r>
-      <w:r>
-        <w:t xml:space="preserve"> </w:t>
-      </w:r>
+    </w:p>
+    <w:p>
+      <w:pPr>
+        <w:pStyle w:val="BodyText"/>
+      </w:pPr>
       <w:r>
         <w:rPr>
           <w:iCs/>
@@ -4571,7 +4575,7 @@
       <w:pPr>
         <w:numPr>
           <w:ilvl w:val="0"/>
-          <w:numId w:val="1005"/>
+          <w:numId w:val="1006"/>
         </w:numPr>
         <w:pStyle w:val="Compact"/>
       </w:pPr>
@@ -4632,7 +4636,7 @@
       <w:pPr>
         <w:numPr>
           <w:ilvl w:val="0"/>
-          <w:numId w:val="1005"/>
+          <w:numId w:val="1006"/>
         </w:numPr>
         <w:pStyle w:val="Compact"/>
       </w:pPr>
@@ -4696,7 +4700,7 @@
       <w:pPr>
         <w:numPr>
           <w:ilvl w:val="0"/>
-          <w:numId w:val="1005"/>
+          <w:numId w:val="1006"/>
         </w:numPr>
         <w:pStyle w:val="Compact"/>
       </w:pPr>
@@ -4848,7 +4852,7 @@
               <a:graphicData uri="http://schemas.openxmlformats.org/drawingml/2006/picture">
                 <pic:pic>
                   <pic:nvPicPr>
-                    <pic:cNvPr descr="/tmp/docximg-d8ZS2x/workflow_md_2.png" id="36" name="Picture"/>
+                    <pic:cNvPr descr="/tmp/docximg-J7W2Aj/workflow_md_2.png" id="36" name="Picture"/>
                     <pic:cNvPicPr>
                       <a:picLocks noChangeArrowheads="1" noChangeAspect="1"/>
                     </pic:cNvPicPr>
@@ -4928,7 +4932,7 @@
               <a:graphicData uri="http://schemas.openxmlformats.org/drawingml/2006/picture">
                 <pic:pic>
                   <pic:nvPicPr>
-                    <pic:cNvPr descr="/tmp/docximg-d8ZS2x/workflow_md_3.png" id="39" name="Picture"/>
+                    <pic:cNvPr descr="/tmp/docximg-J7W2Aj/workflow_md_3.png" id="39" name="Picture"/>
                     <pic:cNvPicPr>
                       <a:picLocks noChangeArrowheads="1" noChangeAspect="1"/>
                     </pic:cNvPicPr>
@@ -6574,7 +6578,7 @@
       <w:pPr>
         <w:numPr>
           <w:ilvl w:val="0"/>
-          <w:numId w:val="1006"/>
+          <w:numId w:val="1007"/>
         </w:numPr>
         <w:pStyle w:val="Compact"/>
       </w:pPr>
@@ -6650,7 +6654,7 @@
       <w:pPr>
         <w:numPr>
           <w:ilvl w:val="0"/>
-          <w:numId w:val="1006"/>
+          <w:numId w:val="1007"/>
         </w:numPr>
         <w:pStyle w:val="Compact"/>
       </w:pPr>
@@ -6702,7 +6706,7 @@
       <w:pPr>
         <w:numPr>
           <w:ilvl w:val="0"/>
-          <w:numId w:val="1006"/>
+          <w:numId w:val="1007"/>
         </w:numPr>
         <w:pStyle w:val="Compact"/>
       </w:pPr>
@@ -8426,7 +8430,7 @@
       <w:pPr>
         <w:numPr>
           <w:ilvl w:val="0"/>
-          <w:numId w:val="1007"/>
+          <w:numId w:val="1008"/>
         </w:numPr>
         <w:pStyle w:val="Compact"/>
       </w:pPr>
@@ -8908,7 +8912,7 @@
       <w:pPr>
         <w:numPr>
           <w:ilvl w:val="0"/>
-          <w:numId w:val="1008"/>
+          <w:numId w:val="1009"/>
         </w:numPr>
         <w:pStyle w:val="Compact"/>
       </w:pPr>
@@ -9121,7 +9125,7 @@
       <w:pPr>
         <w:numPr>
           <w:ilvl w:val="0"/>
-          <w:numId w:val="1009"/>
+          <w:numId w:val="1010"/>
         </w:numPr>
         <w:pStyle w:val="Compact"/>
       </w:pPr>
@@ -9495,7 +9499,34 @@
     </w:lvlOverride>
   </w:num>
   <w:num w:numId="1005">
-    <w:abstractNumId w:val="991"/>
+    <w:abstractNumId w:val="99411"/>
+    <w:lvlOverride w:ilvl="0">
+      <w:startOverride w:val="1"/>
+    </w:lvlOverride>
+    <w:lvlOverride w:ilvl="1">
+      <w:startOverride w:val="1"/>
+    </w:lvlOverride>
+    <w:lvlOverride w:ilvl="2">
+      <w:startOverride w:val="1"/>
+    </w:lvlOverride>
+    <w:lvlOverride w:ilvl="3">
+      <w:startOverride w:val="1"/>
+    </w:lvlOverride>
+    <w:lvlOverride w:ilvl="4">
+      <w:startOverride w:val="1"/>
+    </w:lvlOverride>
+    <w:lvlOverride w:ilvl="5">
+      <w:startOverride w:val="1"/>
+    </w:lvlOverride>
+    <w:lvlOverride w:ilvl="6">
+      <w:startOverride w:val="1"/>
+    </w:lvlOverride>
+    <w:lvlOverride w:ilvl="7">
+      <w:startOverride w:val="1"/>
+    </w:lvlOverride>
+    <w:lvlOverride w:ilvl="8">
+      <w:startOverride w:val="1"/>
+    </w:lvlOverride>
   </w:num>
   <w:num w:numId="1006">
     <w:abstractNumId w:val="991"/>
@@ -9507,6 +9538,9 @@
     <w:abstractNumId w:val="991"/>
   </w:num>
   <w:num w:numId="1009">
+    <w:abstractNumId w:val="991"/>
+  </w:num>
+  <w:num w:numId="1010">
     <w:abstractNumId w:val="991"/>
   </w:num>
 </w:numbering>
